--- a/Docs/other/Degree Chair Check-in_1.docx
+++ b/Docs/other/Degree Chair Check-in_1.docx
@@ -1050,6 +1050,33 @@
       <w:r>
         <w:tab/>
       </w:r>
+      <w:r>
+        <w:t xml:space="preserve">After talking with my Chair, the feedback I received </w:t>
+      </w:r>
+      <w:proofErr w:type="gramStart"/>
+      <w:r>
+        <w:t>is</w:t>
+      </w:r>
+      <w:proofErr w:type="gramEnd"/>
+      <w:r>
+        <w:t xml:space="preserve"> that after bringing up my problems, they said I should probably consolidate the network, as it's not breaking the capstone. They gave me ideas on how to optimize my time. They also helped me figure out a recurring issue that I was able to fix. The last major piece of feedback that they gave </w:t>
+      </w:r>
+      <w:proofErr w:type="gramStart"/>
+      <w:r>
+        <w:t>me that</w:t>
+      </w:r>
+      <w:proofErr w:type="gramEnd"/>
+      <w:r>
+        <w:t xml:space="preserve"> was useful was in building with how many machines I would need for my network. I use this feedback in </w:t>
+      </w:r>
+      <w:proofErr w:type="gramStart"/>
+      <w:r>
+        <w:t>many different ways</w:t>
+      </w:r>
+      <w:proofErr w:type="gramEnd"/>
+      <w:r>
+        <w:t>, as the first pieces I used were the compression of my network. The other piece of advice that dealt with the number of virtual machines, I figured out I needed a dedicated virtual machine for testing purposes to reduce false positives. Another thing that this advice helped me with was figuring out how to do time management more efficiently, as well as working towards a functional product within a shorter amount of time. Overall, the advice has been very useful, and I will be asking more questions next time for ideas on how to test my network and even ask other teachers for help and how to build my website more efficiently. Finally, the advice I’ve gotten so far has been very useful, and the implementation of it has improved my capstone.</w:t>
+      </w:r>
     </w:p>
     <w:sectPr>
       <w:pgSz w:w="12240" w:h="15840"/>
